--- a/PRP申請書類 自動転記ツール/99_data/テンプレート/SOP/16-6 【I】品質情報手順書.docx
+++ b/PRP申請書類 自動転記ツール/99_data/テンプレート/SOP/16-6 【I】品質情報手順書.docx
@@ -12,8 +12,8 @@
         <w:sectPr>
           <w:headerReference w:type="default" r:id="rId13"/>
           <w:footerReference w:type="default" r:id="rId14"/>
-          <w:headerReference w:type="first" r:id="rId17"/>
-          <w:footerReference w:type="first" r:id="rId18"/>
+          <w:headerReference w:type="first" r:id="rId15"/>
+          <w:footerReference w:type="first" r:id="rId16"/>
           <w:pgSz w:w="11906" w:h="16838"/>
           <w:pgMar w:top="1985" w:right="991" w:bottom="1701" w:left="1701" w:header="708" w:footer="708" w:gutter="0"/>
           <w:pgNumType w:start="1"/>
@@ -22,8 +22,6 @@
           <w:docGrid w:linePitch="360"/>
         </w:sectPr>
       </w:pPr>
-      <w:bookmarkStart w:id="0" w:name="_GoBack"/>
-      <w:bookmarkEnd w:id="0"/>
       <w:r>
         <w:rPr>
           <w:rFonts w:ascii="ＭＳ ゴシック" w:eastAsia="ＭＳ ゴシック" w:hAnsi="ＭＳ ゴシック"/>
@@ -270,7 +268,7 @@
       <w:pPr>
         <w:jc w:val="center"/>
         <w:rPr>
-          <w:rFonts w:ascii="ＭＳ ゴシック" w:eastAsia="ＭＳ ゴシック" w:hAnsi="ＭＳ ゴシック" w:hint="eastAsia"/>
+          <w:rFonts w:ascii="ＭＳ ゴシック" w:eastAsia="ＭＳ ゴシック" w:hAnsi="ＭＳ ゴシック"/>
           <w:b/>
           <w:bCs/>
           <w:color w:val="000000"/>
@@ -619,12 +617,6 @@
         <w:gridCol w:w="2520"/>
       </w:tblGrid>
       <w:tr>
-        <w:tblPrEx>
-          <w:tblCellMar>
-            <w:top w:w="0" w:type="dxa"/>
-            <w:bottom w:w="0" w:type="dxa"/>
-          </w:tblCellMar>
-        </w:tblPrEx>
         <w:trPr>
           <w:trHeight w:val="451"/>
         </w:trPr>
@@ -637,12 +629,12 @@
             <w:pPr>
               <w:jc w:val="center"/>
               <w:rPr>
-                <w:rFonts w:ascii="ＭＳ ゴシック" w:eastAsia="ＭＳ ゴシック" w:hAnsi="ＭＳ ゴシック" w:hint="eastAsia"/>
+                <w:rFonts w:ascii="ＭＳ ゴシック" w:eastAsia="ＭＳ ゴシック" w:hAnsi="ＭＳ ゴシック"/>
                 <w:color w:val="000000"/>
                 <w:lang w:eastAsia="zh-TW"/>
               </w:rPr>
             </w:pPr>
-            <w:bookmarkStart w:id="1" w:name="_Hlk154757077"/>
+            <w:bookmarkStart w:id="0" w:name="_Hlk154757077"/>
             <w:r>
               <w:rPr>
                 <w:rFonts w:ascii="ＭＳ ゴシック" w:eastAsia="ＭＳ ゴシック" w:hAnsi="ＭＳ ゴシック" w:hint="eastAsia"/>
@@ -656,7 +648,7 @@
             <w:pPr>
               <w:jc w:val="center"/>
               <w:rPr>
-                <w:rFonts w:ascii="ＭＳ ゴシック" w:eastAsia="ＭＳ ゴシック" w:hAnsi="ＭＳ ゴシック" w:hint="eastAsia"/>
+                <w:rFonts w:ascii="ＭＳ ゴシック" w:eastAsia="ＭＳ ゴシック" w:hAnsi="ＭＳ ゴシック"/>
                 <w:color w:val="000000"/>
                 <w:lang w:eastAsia="zh-TW"/>
               </w:rPr>
@@ -696,7 +688,7 @@
             <w:pPr>
               <w:jc w:val="center"/>
               <w:rPr>
-                <w:rFonts w:ascii="ＭＳ ゴシック" w:eastAsia="ＭＳ ゴシック" w:hAnsi="ＭＳ ゴシック" w:hint="eastAsia"/>
+                <w:rFonts w:ascii="ＭＳ ゴシック" w:eastAsia="ＭＳ ゴシック" w:hAnsi="ＭＳ ゴシック"/>
                 <w:color w:val="000000"/>
                 <w:lang w:eastAsia="ja-JP"/>
               </w:rPr>
@@ -714,7 +706,7 @@
             <w:pPr>
               <w:jc w:val="center"/>
               <w:rPr>
-                <w:rFonts w:ascii="ＭＳ ゴシック" w:eastAsia="ＭＳ ゴシック" w:hAnsi="ＭＳ ゴシック" w:hint="eastAsia"/>
+                <w:rFonts w:ascii="ＭＳ ゴシック" w:eastAsia="ＭＳ ゴシック" w:hAnsi="ＭＳ ゴシック"/>
                 <w:color w:val="000000"/>
                 <w:lang w:eastAsia="ja-JP"/>
               </w:rPr>
@@ -731,12 +723,6 @@
         </w:tc>
       </w:tr>
       <w:tr>
-        <w:tblPrEx>
-          <w:tblCellMar>
-            <w:top w:w="0" w:type="dxa"/>
-            <w:bottom w:w="0" w:type="dxa"/>
-          </w:tblCellMar>
-        </w:tblPrEx>
         <w:trPr>
           <w:trHeight w:val="258"/>
         </w:trPr>
@@ -750,7 +736,7 @@
             <w:pPr>
               <w:jc w:val="center"/>
               <w:rPr>
-                <w:rFonts w:ascii="ＭＳ ゴシック" w:eastAsia="ＭＳ ゴシック" w:hAnsi="ＭＳ ゴシック" w:hint="eastAsia"/>
+                <w:rFonts w:ascii="ＭＳ ゴシック" w:eastAsia="ＭＳ ゴシック" w:hAnsi="ＭＳ ゴシック"/>
                 <w:color w:val="FF0000"/>
                 <w:sz w:val="20"/>
                 <w:lang w:eastAsia="zh-TW"/>
@@ -770,44 +756,102 @@
         </w:tc>
       </w:tr>
       <w:tr>
-        <w:tblPrEx>
-          <w:tblCellMar>
-            <w:top w:w="0" w:type="dxa"/>
-            <w:bottom w:w="0" w:type="dxa"/>
-          </w:tblCellMar>
-        </w:tblPrEx>
         <w:trPr>
-          <w:trHeight w:val="1331"/>
+          <w:trHeight w:val="1415"/>
         </w:trPr>
         <w:tc>
           <w:tcPr>
-            <w:tcW w:w="5040" w:type="dxa"/>
-            <w:gridSpan w:val="2"/>
-            <w:tcBorders>
-              <w:bottom w:val="single" w:sz="4" w:space="0" w:color="auto"/>
-            </w:tcBorders>
-          </w:tcPr>
-          <w:p>
-            <w:pPr>
-              <w:jc w:val="center"/>
-              <w:rPr>
-                <w:rFonts w:ascii="ＭＳ ゴシック" w:eastAsia="ＭＳ ゴシック" w:hAnsi="ＭＳ ゴシック" w:hint="eastAsia"/>
-                <w:color w:val="FF0000"/>
-                <w:lang w:eastAsia="ja-JP"/>
-              </w:rPr>
-            </w:pPr>
+            <w:tcW w:w="2520" w:type="dxa"/>
+            <w:vAlign w:val="center"/>
+          </w:tcPr>
+          <w:p>
+            <w:pPr>
+              <w:jc w:val="center"/>
+              <w:rPr>
+                <w:rFonts w:ascii="ＭＳ ゴシック" w:eastAsia="ＭＳ ゴシック" w:hAnsi="ＭＳ ゴシック"/>
+                <w:color w:val="000000"/>
+                <w:lang w:eastAsia="zh-TW"/>
+              </w:rPr>
+            </w:pPr>
+            <w:r>
+              <w:rPr>
+                <w:rFonts w:ascii="ＭＳ ゴシック" w:eastAsia="ＭＳ ゴシック" w:hAnsi="ＭＳ ゴシック"/>
+                <w:color w:val="00B050"/>
+                <w:sz w:val="20"/>
+                <w:szCs w:val="20"/>
+                <w:lang w:eastAsia="ja-JP"/>
+              </w:rPr>
+              <w:t>{{</w:t>
+            </w:r>
             <w:r>
               <w:rPr>
                 <w:rFonts w:ascii="ＭＳ ゴシック" w:eastAsia="ＭＳ ゴシック" w:hAnsi="ＭＳ ゴシック" w:hint="eastAsia"/>
                 <w:color w:val="00B050"/>
-                <w:lang w:eastAsia="ja-JP"/>
-              </w:rPr>
-              <w:t>{{開設者（診療所開設届上）※医療法人でない場合}}</w:t>
+                <w:sz w:val="20"/>
+                <w:szCs w:val="20"/>
+                <w:lang w:eastAsia="ja-JP"/>
+              </w:rPr>
+              <w:t>製造責任者（通常、院長や再生医療をご担当される責任者）</w:t>
             </w:r>
+            <w:r>
+              <w:rPr>
+                <w:rFonts w:ascii="ＭＳ ゴシック" w:eastAsia="ＭＳ ゴシック" w:hAnsi="ＭＳ ゴシック"/>
+                <w:color w:val="00B050"/>
+                <w:sz w:val="20"/>
+                <w:szCs w:val="20"/>
+                <w:lang w:eastAsia="ja-JP"/>
+              </w:rPr>
+              <w:t>}}</w:t>
+            </w:r>
+          </w:p>
+        </w:tc>
+        <w:tc>
+          <w:tcPr>
+            <w:tcW w:w="2520" w:type="dxa"/>
+            <w:vAlign w:val="center"/>
+          </w:tcPr>
+          <w:p>
+            <w:pPr>
+              <w:jc w:val="center"/>
+              <w:rPr>
+                <w:rFonts w:ascii="ＭＳ ゴシック" w:eastAsia="ＭＳ ゴシック" w:hAnsi="ＭＳ ゴシック"/>
+                <w:color w:val="000000"/>
+                <w:lang w:eastAsia="ja-JP"/>
+              </w:rPr>
+            </w:pPr>
+            <w:r>
+              <w:rPr>
+                <w:rFonts w:ascii="ＭＳ ゴシック" w:eastAsia="ＭＳ ゴシック" w:hAnsi="ＭＳ ゴシック"/>
+                <w:color w:val="00B050"/>
+                <w:sz w:val="20"/>
+                <w:szCs w:val="20"/>
+                <w:lang w:eastAsia="ja-JP"/>
+              </w:rPr>
+              <w:t>{{</w:t>
+            </w:r>
+            <w:r>
+              <w:rPr>
+                <w:rFonts w:ascii="ＭＳ ゴシック" w:eastAsia="ＭＳ ゴシック" w:hAnsi="ＭＳ ゴシック" w:hint="eastAsia"/>
+                <w:color w:val="00B050"/>
+                <w:sz w:val="20"/>
+                <w:szCs w:val="20"/>
+                <w:lang w:eastAsia="ja-JP"/>
+              </w:rPr>
+              <w:t>管理者（院長/病院長）</w:t>
+            </w:r>
+            <w:r>
+              <w:rPr>
+                <w:rFonts w:ascii="ＭＳ ゴシック" w:eastAsia="ＭＳ ゴシック" w:hAnsi="ＭＳ ゴシック"/>
+                <w:color w:val="00B050"/>
+                <w:sz w:val="20"/>
+                <w:szCs w:val="20"/>
+                <w:lang w:eastAsia="ja-JP"/>
+              </w:rPr>
+              <w:t>}}</w:t>
+            </w:r>
           </w:p>
         </w:tc>
       </w:tr>
-      <w:bookmarkEnd w:id="1"/>
     </w:tbl>
     <w:p>
       <w:pPr>
@@ -818,6 +862,9 @@
           <w:lang w:eastAsia="ja-JP"/>
         </w:rPr>
       </w:pPr>
+      <w:bookmarkStart w:id="1" w:name="_GoBack"/>
+      <w:bookmarkEnd w:id="0"/>
+      <w:bookmarkEnd w:id="1"/>
     </w:p>
     <w:p>
       <w:pPr>
@@ -840,7 +887,7 @@
     <w:p>
       <w:pPr>
         <w:rPr>
-          <w:rFonts w:ascii="ＭＳ ゴシック" w:eastAsia="ＭＳ ゴシック" w:hAnsi="ＭＳ ゴシック" w:hint="eastAsia"/>
+          <w:rFonts w:ascii="ＭＳ ゴシック" w:eastAsia="ＭＳ ゴシック" w:hAnsi="ＭＳ ゴシック"/>
           <w:sz w:val="22"/>
           <w:lang w:eastAsia="ja-JP"/>
         </w:rPr>
@@ -1130,7 +1177,7 @@
             <w:pPr>
               <w:jc w:val="center"/>
               <w:rPr>
-                <w:rFonts w:ascii="ＭＳ ゴシック" w:eastAsia="ＭＳ ゴシック" w:hAnsi="ＭＳ ゴシック" w:hint="eastAsia"/>
+                <w:rFonts w:ascii="ＭＳ ゴシック" w:eastAsia="ＭＳ ゴシック" w:hAnsi="ＭＳ ゴシック"/>
                 <w:color w:val="FF0000"/>
                 <w:lang w:eastAsia="ja-JP"/>
               </w:rPr>
@@ -3956,7 +4003,7 @@
         <w:ind w:leftChars="0" w:left="0"/>
         <w:jc w:val="both"/>
         <w:rPr>
-          <w:rFonts w:ascii="ＭＳ ゴシック" w:eastAsia="ＭＳ ゴシック" w:hAnsi="ＭＳ ゴシック" w:hint="eastAsia"/>
+          <w:rFonts w:ascii="ＭＳ ゴシック" w:eastAsia="ＭＳ ゴシック" w:hAnsi="ＭＳ ゴシック"/>
         </w:rPr>
       </w:pPr>
     </w:p>
@@ -3994,7 +4041,7 @@
         <w:ind w:leftChars="236" w:left="566" w:firstLineChars="72" w:firstLine="151"/>
         <w:jc w:val="both"/>
         <w:rPr>
-          <w:rFonts w:ascii="ＭＳ ゴシック" w:eastAsia="ＭＳ ゴシック" w:hAnsi="ＭＳ ゴシック" w:hint="eastAsia"/>
+          <w:rFonts w:ascii="ＭＳ ゴシック" w:eastAsia="ＭＳ ゴシック" w:hAnsi="ＭＳ ゴシック"/>
         </w:rPr>
       </w:pPr>
       <w:r>
@@ -4159,7 +4206,7 @@
         <w:widowControl w:val="0"/>
         <w:jc w:val="both"/>
         <w:rPr>
-          <w:rFonts w:ascii="ＭＳ ゴシック" w:eastAsia="ＭＳ ゴシック" w:hAnsi="ＭＳ ゴシック" w:hint="eastAsia"/>
+          <w:rFonts w:ascii="ＭＳ ゴシック" w:eastAsia="ＭＳ ゴシック" w:hAnsi="ＭＳ ゴシック"/>
           <w:b/>
           <w:sz w:val="21"/>
           <w:szCs w:val="21"/>
@@ -4326,7 +4373,7 @@
         <w:ind w:left="210"/>
         <w:jc w:val="both"/>
         <w:rPr>
-          <w:rFonts w:ascii="ＭＳ ゴシック" w:eastAsia="ＭＳ ゴシック" w:hAnsi="ＭＳ ゴシック" w:hint="eastAsia"/>
+          <w:rFonts w:ascii="ＭＳ ゴシック" w:eastAsia="ＭＳ ゴシック" w:hAnsi="ＭＳ ゴシック"/>
           <w:sz w:val="21"/>
           <w:szCs w:val="21"/>
           <w:lang w:eastAsia="ja-JP"/>
@@ -4338,7 +4385,7 @@
         <w:widowControl w:val="0"/>
         <w:jc w:val="both"/>
         <w:rPr>
-          <w:rFonts w:ascii="ＭＳ ゴシック" w:eastAsia="ＭＳ ゴシック" w:hAnsi="ＭＳ ゴシック" w:hint="eastAsia"/>
+          <w:rFonts w:ascii="ＭＳ ゴシック" w:eastAsia="ＭＳ ゴシック" w:hAnsi="ＭＳ ゴシック"/>
           <w:b/>
           <w:sz w:val="21"/>
           <w:szCs w:val="21"/>
@@ -4391,7 +4438,7 @@
         <w:ind w:leftChars="236" w:left="566" w:firstLineChars="72" w:firstLine="151"/>
         <w:jc w:val="both"/>
         <w:rPr>
-          <w:rFonts w:ascii="ＭＳ ゴシック" w:eastAsia="ＭＳ ゴシック" w:hAnsi="ＭＳ ゴシック" w:hint="eastAsia"/>
+          <w:rFonts w:ascii="ＭＳ ゴシック" w:eastAsia="ＭＳ ゴシック" w:hAnsi="ＭＳ ゴシック"/>
           <w:sz w:val="21"/>
           <w:szCs w:val="21"/>
           <w:lang w:eastAsia="ja-JP"/>
@@ -4556,7 +4603,7 @@
         <w:ind w:leftChars="236" w:left="566" w:firstLineChars="72" w:firstLine="151"/>
         <w:jc w:val="both"/>
         <w:rPr>
-          <w:rFonts w:ascii="ＭＳ ゴシック" w:eastAsia="ＭＳ ゴシック" w:hAnsi="ＭＳ ゴシック" w:hint="eastAsia"/>
+          <w:rFonts w:ascii="ＭＳ ゴシック" w:eastAsia="ＭＳ ゴシック" w:hAnsi="ＭＳ ゴシック"/>
           <w:sz w:val="21"/>
           <w:szCs w:val="21"/>
           <w:lang w:eastAsia="ja-JP"/>
@@ -4576,7 +4623,7 @@
       <w:pPr>
         <w:jc w:val="both"/>
         <w:rPr>
-          <w:rFonts w:ascii="ＭＳ ゴシック" w:eastAsia="ＭＳ ゴシック" w:hAnsi="ＭＳ ゴシック" w:hint="eastAsia"/>
+          <w:rFonts w:ascii="ＭＳ ゴシック" w:eastAsia="ＭＳ ゴシック" w:hAnsi="ＭＳ ゴシック"/>
           <w:sz w:val="21"/>
           <w:szCs w:val="21"/>
           <w:lang w:eastAsia="ja-JP"/>
@@ -4642,7 +4689,7 @@
         <w:ind w:firstLineChars="300" w:firstLine="630"/>
         <w:jc w:val="both"/>
         <w:rPr>
-          <w:rFonts w:ascii="ＭＳ ゴシック" w:eastAsia="ＭＳ ゴシック" w:hAnsi="ＭＳ ゴシック" w:hint="eastAsia"/>
+          <w:rFonts w:ascii="ＭＳ ゴシック" w:eastAsia="ＭＳ ゴシック" w:hAnsi="ＭＳ ゴシック"/>
           <w:sz w:val="21"/>
           <w:szCs w:val="21"/>
           <w:lang w:eastAsia="ja-JP"/>
@@ -4664,7 +4711,7 @@
         <w:ind w:firstLineChars="300" w:firstLine="630"/>
         <w:jc w:val="both"/>
         <w:rPr>
-          <w:rFonts w:ascii="ＭＳ ゴシック" w:eastAsia="ＭＳ ゴシック" w:hAnsi="ＭＳ ゴシック" w:hint="eastAsia"/>
+          <w:rFonts w:ascii="ＭＳ ゴシック" w:eastAsia="ＭＳ ゴシック" w:hAnsi="ＭＳ ゴシック"/>
           <w:sz w:val="21"/>
           <w:szCs w:val="21"/>
           <w:lang w:eastAsia="ja-JP"/>
@@ -4750,7 +4797,7 @@
         <w:ind w:leftChars="88" w:left="709" w:hangingChars="237" w:hanging="498"/>
         <w:jc w:val="both"/>
         <w:rPr>
-          <w:rFonts w:ascii="ＭＳ ゴシック" w:eastAsia="ＭＳ ゴシック" w:hAnsi="ＭＳ ゴシック" w:hint="eastAsia"/>
+          <w:rFonts w:ascii="ＭＳ ゴシック" w:eastAsia="ＭＳ ゴシック" w:hAnsi="ＭＳ ゴシック"/>
           <w:sz w:val="21"/>
           <w:szCs w:val="21"/>
           <w:lang w:eastAsia="ja-JP"/>
@@ -5009,7 +5056,7 @@
         <w:ind w:leftChars="88" w:left="709" w:hangingChars="237" w:hanging="498"/>
         <w:jc w:val="both"/>
         <w:rPr>
-          <w:rFonts w:ascii="ＭＳ ゴシック" w:eastAsia="ＭＳ ゴシック" w:hAnsi="ＭＳ ゴシック" w:hint="eastAsia"/>
+          <w:rFonts w:ascii="ＭＳ ゴシック" w:eastAsia="ＭＳ ゴシック" w:hAnsi="ＭＳ ゴシック"/>
           <w:sz w:val="21"/>
           <w:szCs w:val="21"/>
           <w:lang w:eastAsia="ja-JP"/>
@@ -5259,7 +5306,7 @@
         <w:ind w:leftChars="86" w:left="706" w:hangingChars="238" w:hanging="500"/>
         <w:jc w:val="both"/>
         <w:rPr>
-          <w:rFonts w:ascii="ＭＳ ゴシック" w:eastAsia="ＭＳ ゴシック" w:hAnsi="ＭＳ ゴシック" w:hint="eastAsia"/>
+          <w:rFonts w:ascii="ＭＳ ゴシック" w:eastAsia="ＭＳ ゴシック" w:hAnsi="ＭＳ ゴシック"/>
           <w:sz w:val="21"/>
           <w:szCs w:val="21"/>
           <w:lang w:eastAsia="ja-JP"/>
@@ -5392,7 +5439,7 @@
         <w:ind w:leftChars="86" w:left="706" w:hangingChars="238" w:hanging="500"/>
         <w:jc w:val="both"/>
         <w:rPr>
-          <w:rFonts w:ascii="ＭＳ ゴシック" w:eastAsia="ＭＳ ゴシック" w:hAnsi="ＭＳ ゴシック" w:hint="eastAsia"/>
+          <w:rFonts w:ascii="ＭＳ ゴシック" w:eastAsia="ＭＳ ゴシック" w:hAnsi="ＭＳ ゴシック"/>
           <w:sz w:val="21"/>
           <w:szCs w:val="21"/>
           <w:lang w:eastAsia="ja-JP"/>
@@ -5516,7 +5563,7 @@
         <w:ind w:leftChars="86" w:left="706" w:hangingChars="238" w:hanging="500"/>
         <w:jc w:val="both"/>
         <w:rPr>
-          <w:rFonts w:ascii="ＭＳ ゴシック" w:eastAsia="ＭＳ ゴシック" w:hAnsi="ＭＳ ゴシック" w:hint="eastAsia"/>
+          <w:rFonts w:ascii="ＭＳ ゴシック" w:eastAsia="ＭＳ ゴシック" w:hAnsi="ＭＳ ゴシック"/>
           <w:sz w:val="21"/>
           <w:szCs w:val="21"/>
           <w:lang w:eastAsia="ja-JP"/>
@@ -5843,7 +5890,7 @@
         <w:widowControl w:val="0"/>
         <w:jc w:val="both"/>
         <w:rPr>
-          <w:rFonts w:ascii="ＭＳ ゴシック" w:eastAsia="ＭＳ ゴシック" w:hAnsi="ＭＳ ゴシック" w:hint="eastAsia"/>
+          <w:rFonts w:ascii="ＭＳ ゴシック" w:eastAsia="ＭＳ ゴシック" w:hAnsi="ＭＳ ゴシック"/>
           <w:b/>
           <w:sz w:val="21"/>
           <w:szCs w:val="21"/>
@@ -5897,7 +5944,7 @@
         <w:ind w:firstLineChars="300" w:firstLine="630"/>
         <w:jc w:val="both"/>
         <w:rPr>
-          <w:rFonts w:ascii="ＭＳ ゴシック" w:eastAsia="ＭＳ ゴシック" w:hAnsi="ＭＳ ゴシック" w:hint="eastAsia"/>
+          <w:rFonts w:ascii="ＭＳ ゴシック" w:eastAsia="ＭＳ ゴシック" w:hAnsi="ＭＳ ゴシック"/>
           <w:sz w:val="21"/>
           <w:szCs w:val="21"/>
           <w:lang w:eastAsia="ja-JP"/>
@@ -5972,19 +6019,19 @@
         <w:widowControl w:val="0"/>
         <w:jc w:val="both"/>
         <w:rPr>
-          <w:rFonts w:ascii="ＭＳ ゴシック" w:eastAsia="ＭＳ ゴシック" w:hAnsi="ＭＳ ゴシック" w:hint="eastAsia"/>
-          <w:sz w:val="21"/>
-          <w:szCs w:val="21"/>
-          <w:lang w:eastAsia="ja-JP"/>
-        </w:rPr>
-      </w:pPr>
-      <w:r>
-        <w:rPr>
           <w:rFonts w:ascii="ＭＳ ゴシック" w:eastAsia="ＭＳ ゴシック" w:hAnsi="ＭＳ ゴシック"/>
           <w:sz w:val="21"/>
           <w:szCs w:val="21"/>
           <w:lang w:eastAsia="ja-JP"/>
         </w:rPr>
+      </w:pPr>
+      <w:r>
+        <w:rPr>
+          <w:rFonts w:ascii="ＭＳ ゴシック" w:eastAsia="ＭＳ ゴシック" w:hAnsi="ＭＳ ゴシック"/>
+          <w:sz w:val="21"/>
+          <w:szCs w:val="21"/>
+          <w:lang w:eastAsia="ja-JP"/>
+        </w:rPr>
         <w:br w:type="page"/>
       </w:r>
       <w:r>
@@ -5994,6 +6041,7 @@
           <w:szCs w:val="21"/>
           <w:lang w:eastAsia="ja-JP"/>
         </w:rPr>
+        <w:lastRenderedPageBreak/>
         <w:t>添付様式1</w:t>
       </w:r>
     </w:p>
@@ -6003,7 +6051,7 @@
         <w:ind w:leftChars="118" w:left="283" w:firstLineChars="164" w:firstLine="344"/>
         <w:jc w:val="right"/>
         <w:rPr>
-          <w:rFonts w:ascii="ＭＳ ゴシック" w:eastAsia="ＭＳ ゴシック" w:hAnsi="ＭＳ ゴシック" w:hint="eastAsia"/>
+          <w:rFonts w:ascii="ＭＳ ゴシック" w:eastAsia="ＭＳ ゴシック" w:hAnsi="ＭＳ ゴシック"/>
           <w:sz w:val="21"/>
           <w:szCs w:val="21"/>
           <w:lang w:eastAsia="ja-JP"/>
@@ -6061,7 +6109,7 @@
         <w:ind w:leftChars="118" w:left="283" w:firstLineChars="164" w:firstLine="344"/>
         <w:jc w:val="center"/>
         <w:rPr>
-          <w:rFonts w:ascii="ＭＳ ゴシック" w:eastAsia="ＭＳ ゴシック" w:hAnsi="ＭＳ ゴシック" w:hint="eastAsia"/>
+          <w:rFonts w:ascii="ＭＳ ゴシック" w:eastAsia="ＭＳ ゴシック" w:hAnsi="ＭＳ ゴシック"/>
           <w:sz w:val="21"/>
           <w:szCs w:val="21"/>
           <w:lang w:eastAsia="ja-JP"/>
@@ -6074,7 +6122,7 @@
         <w:ind w:leftChars="118" w:left="283" w:firstLineChars="164" w:firstLine="344"/>
         <w:jc w:val="center"/>
         <w:rPr>
-          <w:rFonts w:ascii="ＭＳ ゴシック" w:eastAsia="ＭＳ ゴシック" w:hAnsi="ＭＳ ゴシック" w:hint="eastAsia"/>
+          <w:rFonts w:ascii="ＭＳ ゴシック" w:eastAsia="ＭＳ ゴシック" w:hAnsi="ＭＳ ゴシック"/>
           <w:sz w:val="21"/>
           <w:szCs w:val="21"/>
           <w:lang w:eastAsia="ja-JP"/>
@@ -6123,7 +6171,7 @@
         <w:ind w:leftChars="118" w:left="283" w:firstLineChars="164" w:firstLine="344"/>
         <w:jc w:val="right"/>
         <w:rPr>
-          <w:rFonts w:ascii="ＭＳ ゴシック" w:eastAsia="ＭＳ ゴシック" w:hAnsi="ＭＳ ゴシック" w:hint="eastAsia"/>
+          <w:rFonts w:ascii="ＭＳ ゴシック" w:eastAsia="ＭＳ ゴシック" w:hAnsi="ＭＳ ゴシック"/>
           <w:sz w:val="21"/>
           <w:szCs w:val="21"/>
           <w:lang w:eastAsia="ja-JP"/>
@@ -6137,7 +6185,7 @@
         <w:ind w:leftChars="118" w:left="283" w:firstLineChars="164" w:firstLine="344"/>
         <w:jc w:val="right"/>
         <w:rPr>
-          <w:rFonts w:ascii="ＭＳ ゴシック" w:eastAsia="ＭＳ ゴシック" w:hAnsi="ＭＳ ゴシック" w:hint="eastAsia"/>
+          <w:rFonts w:ascii="ＭＳ ゴシック" w:eastAsia="ＭＳ ゴシック" w:hAnsi="ＭＳ ゴシック"/>
           <w:sz w:val="21"/>
           <w:szCs w:val="21"/>
           <w:lang w:eastAsia="ja-JP"/>
@@ -6159,7 +6207,7 @@
         <w:ind w:leftChars="118" w:left="283" w:firstLineChars="164" w:firstLine="344"/>
         <w:jc w:val="right"/>
         <w:rPr>
-          <w:rFonts w:ascii="ＭＳ ゴシック" w:eastAsia="ＭＳ ゴシック" w:hAnsi="ＭＳ ゴシック" w:hint="eastAsia"/>
+          <w:rFonts w:ascii="ＭＳ ゴシック" w:eastAsia="ＭＳ ゴシック" w:hAnsi="ＭＳ ゴシック"/>
           <w:sz w:val="21"/>
           <w:szCs w:val="21"/>
           <w:lang w:eastAsia="ja-JP"/>
@@ -6172,7 +6220,7 @@
         <w:ind w:leftChars="118" w:left="283" w:firstLineChars="164" w:firstLine="344"/>
         <w:jc w:val="center"/>
         <w:rPr>
-          <w:rFonts w:ascii="ＭＳ ゴシック" w:eastAsia="ＭＳ ゴシック" w:hAnsi="ＭＳ ゴシック" w:hint="eastAsia"/>
+          <w:rFonts w:ascii="ＭＳ ゴシック" w:eastAsia="ＭＳ ゴシック" w:hAnsi="ＭＳ ゴシック"/>
           <w:sz w:val="21"/>
           <w:szCs w:val="21"/>
           <w:lang w:eastAsia="ja-JP"/>
@@ -6196,12 +6244,6 @@
       <w:tblGrid>
         <w:gridCol w:w="2944"/>
         <w:gridCol w:w="6203"/>
-        <w:tblGridChange w:id="2">
-          <w:tblGrid>
-            <w:gridCol w:w="2944"/>
-            <w:gridCol w:w="6203"/>
-          </w:tblGrid>
-        </w:tblGridChange>
       </w:tblGrid>
       <w:tr>
         <w:tc>
@@ -6212,25 +6254,102 @@
             <w:pPr>
               <w:widowControl w:val="0"/>
               <w:jc w:val="center"/>
+              <w:rPr>
+                <w:rFonts w:ascii="ＭＳ ゴシック" w:eastAsia="ＭＳ ゴシック" w:hAnsi="ＭＳ ゴシック"/>
+                <w:sz w:val="21"/>
+                <w:szCs w:val="21"/>
+                <w:lang w:eastAsia="ja-JP"/>
+              </w:rPr>
+            </w:pPr>
+          </w:p>
+          <w:p>
+            <w:pPr>
+              <w:widowControl w:val="0"/>
+              <w:jc w:val="center"/>
+              <w:rPr>
+                <w:rFonts w:ascii="ＭＳ ゴシック" w:eastAsia="ＭＳ ゴシック" w:hAnsi="ＭＳ ゴシック"/>
+                <w:sz w:val="21"/>
+                <w:szCs w:val="21"/>
+                <w:lang w:eastAsia="ja-JP"/>
+              </w:rPr>
+            </w:pPr>
+            <w:r>
               <w:rPr>
                 <w:rFonts w:ascii="ＭＳ ゴシック" w:eastAsia="ＭＳ ゴシック" w:hAnsi="ＭＳ ゴシック" w:hint="eastAsia"/>
                 <w:sz w:val="21"/>
                 <w:szCs w:val="21"/>
                 <w:lang w:eastAsia="ja-JP"/>
               </w:rPr>
-            </w:pPr>
+              <w:t>特定細胞加工物名</w:t>
+            </w:r>
           </w:p>
           <w:p>
             <w:pPr>
               <w:widowControl w:val="0"/>
               <w:jc w:val="center"/>
+              <w:rPr>
+                <w:rFonts w:ascii="ＭＳ ゴシック" w:eastAsia="ＭＳ ゴシック" w:hAnsi="ＭＳ ゴシック"/>
+                <w:sz w:val="21"/>
+                <w:szCs w:val="21"/>
+                <w:lang w:eastAsia="ja-JP"/>
+              </w:rPr>
+            </w:pPr>
+          </w:p>
+        </w:tc>
+        <w:tc>
+          <w:tcPr>
+            <w:tcW w:w="6203" w:type="dxa"/>
+          </w:tcPr>
+          <w:p>
+            <w:pPr>
+              <w:widowControl w:val="0"/>
+              <w:jc w:val="center"/>
+              <w:rPr>
+                <w:rFonts w:ascii="ＭＳ ゴシック" w:eastAsia="ＭＳ ゴシック" w:hAnsi="ＭＳ ゴシック"/>
+                <w:sz w:val="21"/>
+                <w:szCs w:val="21"/>
+                <w:lang w:eastAsia="ja-JP"/>
+              </w:rPr>
+            </w:pPr>
+          </w:p>
+        </w:tc>
+      </w:tr>
+      <w:tr>
+        <w:tc>
+          <w:tcPr>
+            <w:tcW w:w="2944" w:type="dxa"/>
+          </w:tcPr>
+          <w:p>
+            <w:pPr>
+              <w:widowControl w:val="0"/>
+              <w:rPr>
+                <w:rFonts w:ascii="ＭＳ ゴシック" w:eastAsia="ＭＳ ゴシック" w:hAnsi="ＭＳ ゴシック"/>
+                <w:sz w:val="21"/>
+                <w:szCs w:val="21"/>
+                <w:lang w:eastAsia="ja-JP"/>
+              </w:rPr>
+            </w:pPr>
+          </w:p>
+          <w:p>
+            <w:pPr>
+              <w:widowControl w:val="0"/>
+              <w:jc w:val="center"/>
+              <w:rPr>
+                <w:rFonts w:ascii="ＭＳ ゴシック" w:eastAsia="ＭＳ ゴシック" w:hAnsi="ＭＳ ゴシック"/>
+                <w:sz w:val="21"/>
+                <w:szCs w:val="21"/>
+                <w:lang w:eastAsia="ja-JP"/>
+              </w:rPr>
+            </w:pPr>
+            <w:r>
               <w:rPr>
                 <w:rFonts w:ascii="ＭＳ ゴシック" w:eastAsia="ＭＳ ゴシック" w:hAnsi="ＭＳ ゴシック" w:hint="eastAsia"/>
                 <w:sz w:val="21"/>
                 <w:szCs w:val="21"/>
                 <w:lang w:eastAsia="ja-JP"/>
               </w:rPr>
-            </w:pPr>
+              <w:t>品質</w:t>
+            </w:r>
             <w:r>
               <w:rPr>
                 <w:rFonts w:ascii="ＭＳ ゴシック" w:eastAsia="ＭＳ ゴシック" w:hAnsi="ＭＳ ゴシック" w:hint="eastAsia"/>
@@ -6238,19 +6357,135 @@
                 <w:szCs w:val="21"/>
                 <w:lang w:eastAsia="ja-JP"/>
               </w:rPr>
-              <w:t>特定細胞加工物名</w:t>
+              <w:t>情報の内容</w:t>
             </w:r>
           </w:p>
           <w:p>
             <w:pPr>
               <w:widowControl w:val="0"/>
-              <w:jc w:val="center"/>
+              <w:rPr>
+                <w:rFonts w:ascii="ＭＳ ゴシック" w:eastAsia="ＭＳ ゴシック" w:hAnsi="ＭＳ ゴシック"/>
+                <w:sz w:val="21"/>
+                <w:szCs w:val="21"/>
+                <w:lang w:eastAsia="ja-JP"/>
+              </w:rPr>
+            </w:pPr>
+          </w:p>
+        </w:tc>
+        <w:tc>
+          <w:tcPr>
+            <w:tcW w:w="6203" w:type="dxa"/>
+          </w:tcPr>
+          <w:p>
+            <w:pPr>
+              <w:widowControl w:val="0"/>
+              <w:jc w:val="center"/>
+              <w:rPr>
+                <w:rFonts w:ascii="ＭＳ ゴシック" w:eastAsia="ＭＳ ゴシック" w:hAnsi="ＭＳ ゴシック"/>
+                <w:sz w:val="21"/>
+                <w:szCs w:val="21"/>
+                <w:lang w:eastAsia="ja-JP"/>
+              </w:rPr>
+            </w:pPr>
+          </w:p>
+        </w:tc>
+      </w:tr>
+      <w:tr>
+        <w:tc>
+          <w:tcPr>
+            <w:tcW w:w="2944" w:type="dxa"/>
+          </w:tcPr>
+          <w:p>
+            <w:pPr>
+              <w:widowControl w:val="0"/>
+              <w:jc w:val="center"/>
+              <w:rPr>
+                <w:rFonts w:ascii="ＭＳ ゴシック" w:eastAsia="ＭＳ ゴシック" w:hAnsi="ＭＳ ゴシック"/>
+                <w:sz w:val="21"/>
+                <w:szCs w:val="21"/>
+                <w:lang w:eastAsia="ja-JP"/>
+              </w:rPr>
+            </w:pPr>
+          </w:p>
+          <w:p>
+            <w:pPr>
+              <w:widowControl w:val="0"/>
+              <w:jc w:val="center"/>
+              <w:rPr>
+                <w:rFonts w:ascii="ＭＳ ゴシック" w:eastAsia="ＭＳ ゴシック" w:hAnsi="ＭＳ ゴシック"/>
+                <w:sz w:val="21"/>
+                <w:szCs w:val="21"/>
+                <w:lang w:eastAsia="ja-JP"/>
+              </w:rPr>
+            </w:pPr>
+          </w:p>
+          <w:p>
+            <w:pPr>
+              <w:widowControl w:val="0"/>
+              <w:jc w:val="center"/>
+              <w:rPr>
+                <w:rFonts w:ascii="ＭＳ ゴシック" w:eastAsia="ＭＳ ゴシック" w:hAnsi="ＭＳ ゴシック"/>
+                <w:sz w:val="21"/>
+                <w:szCs w:val="21"/>
+                <w:lang w:eastAsia="ja-JP"/>
+              </w:rPr>
+            </w:pPr>
+          </w:p>
+          <w:p>
+            <w:pPr>
+              <w:widowControl w:val="0"/>
+              <w:jc w:val="center"/>
+              <w:rPr>
+                <w:rFonts w:ascii="ＭＳ ゴシック" w:eastAsia="ＭＳ ゴシック" w:hAnsi="ＭＳ ゴシック"/>
+                <w:sz w:val="21"/>
+                <w:szCs w:val="21"/>
+                <w:lang w:eastAsia="ja-JP"/>
+              </w:rPr>
+            </w:pPr>
+            <w:r>
               <w:rPr>
                 <w:rFonts w:ascii="ＭＳ ゴシック" w:eastAsia="ＭＳ ゴシック" w:hAnsi="ＭＳ ゴシック" w:hint="eastAsia"/>
                 <w:sz w:val="21"/>
                 <w:szCs w:val="21"/>
                 <w:lang w:eastAsia="ja-JP"/>
               </w:rPr>
+              <w:t>品質情報の詳細</w:t>
+            </w:r>
+          </w:p>
+          <w:p>
+            <w:pPr>
+              <w:widowControl w:val="0"/>
+              <w:jc w:val="center"/>
+              <w:rPr>
+                <w:rFonts w:ascii="ＭＳ ゴシック" w:eastAsia="ＭＳ ゴシック" w:hAnsi="ＭＳ ゴシック"/>
+                <w:sz w:val="21"/>
+                <w:szCs w:val="21"/>
+                <w:lang w:eastAsia="ja-JP"/>
+              </w:rPr>
+            </w:pPr>
+          </w:p>
+          <w:p>
+            <w:pPr>
+              <w:widowControl w:val="0"/>
+              <w:jc w:val="center"/>
+              <w:rPr>
+                <w:rFonts w:ascii="ＭＳ ゴシック" w:eastAsia="ＭＳ ゴシック" w:hAnsi="ＭＳ ゴシック"/>
+                <w:sz w:val="21"/>
+                <w:szCs w:val="21"/>
+                <w:lang w:eastAsia="ja-JP"/>
+              </w:rPr>
+            </w:pPr>
+          </w:p>
+          <w:p>
+            <w:pPr>
+              <w:widowControl w:val="0"/>
+              <w:jc w:val="center"/>
+              <w:rPr>
+                <w:rFonts w:ascii="ＭＳ ゴシック" w:eastAsia="ＭＳ ゴシック" w:hAnsi="ＭＳ ゴシック"/>
+                <w:sz w:val="21"/>
+                <w:szCs w:val="21"/>
+                <w:lang w:eastAsia="ja-JP"/>
+              </w:rPr>
             </w:pPr>
           </w:p>
         </w:tc>
@@ -6261,13 +6496,138 @@
           <w:p>
             <w:pPr>
               <w:widowControl w:val="0"/>
-              <w:jc w:val="center"/>
+              <w:rPr>
+                <w:rFonts w:ascii="ＭＳ ゴシック" w:eastAsia="ＭＳ ゴシック" w:hAnsi="ＭＳ ゴシック"/>
+                <w:sz w:val="21"/>
+                <w:szCs w:val="21"/>
+                <w:lang w:eastAsia="ja-JP"/>
+              </w:rPr>
+            </w:pPr>
+            <w:r>
+              <w:rPr>
+                <w:rFonts w:ascii="ＭＳ ゴシック" w:eastAsia="ＭＳ ゴシック" w:hAnsi="ＭＳ ゴシック" w:hint="eastAsia"/>
+                <w:sz w:val="18"/>
+                <w:szCs w:val="21"/>
+                <w:lang w:eastAsia="ja-JP"/>
+              </w:rPr>
+              <w:t>※時系列を含めて具体的に記載</w:t>
+            </w:r>
+          </w:p>
+        </w:tc>
+      </w:tr>
+      <w:tr>
+        <w:tc>
+          <w:tcPr>
+            <w:tcW w:w="2944" w:type="dxa"/>
+          </w:tcPr>
+          <w:p>
+            <w:pPr>
+              <w:widowControl w:val="0"/>
+              <w:jc w:val="center"/>
+              <w:rPr>
+                <w:rFonts w:ascii="ＭＳ ゴシック" w:eastAsia="ＭＳ ゴシック" w:hAnsi="ＭＳ ゴシック"/>
+                <w:sz w:val="21"/>
+                <w:szCs w:val="21"/>
+                <w:lang w:eastAsia="ja-JP"/>
+              </w:rPr>
+            </w:pPr>
+          </w:p>
+          <w:p>
+            <w:pPr>
+              <w:widowControl w:val="0"/>
+              <w:jc w:val="center"/>
+              <w:rPr>
+                <w:rFonts w:ascii="ＭＳ ゴシック" w:eastAsia="ＭＳ ゴシック" w:hAnsi="ＭＳ ゴシック"/>
+                <w:sz w:val="21"/>
+                <w:szCs w:val="21"/>
+                <w:lang w:eastAsia="ja-JP"/>
+              </w:rPr>
+            </w:pPr>
+          </w:p>
+          <w:p>
+            <w:pPr>
+              <w:widowControl w:val="0"/>
+              <w:jc w:val="center"/>
+              <w:rPr>
+                <w:rFonts w:ascii="ＭＳ ゴシック" w:eastAsia="ＭＳ ゴシック" w:hAnsi="ＭＳ ゴシック"/>
+                <w:sz w:val="21"/>
+                <w:szCs w:val="21"/>
+                <w:lang w:eastAsia="ja-JP"/>
+              </w:rPr>
+            </w:pPr>
+          </w:p>
+          <w:p>
+            <w:pPr>
+              <w:widowControl w:val="0"/>
+              <w:jc w:val="center"/>
+              <w:rPr>
+                <w:rFonts w:ascii="ＭＳ ゴシック" w:eastAsia="ＭＳ ゴシック" w:hAnsi="ＭＳ ゴシック"/>
+                <w:sz w:val="21"/>
+                <w:szCs w:val="21"/>
+                <w:lang w:eastAsia="ja-JP"/>
+              </w:rPr>
+            </w:pPr>
+            <w:r>
               <w:rPr>
                 <w:rFonts w:ascii="ＭＳ ゴシック" w:eastAsia="ＭＳ ゴシック" w:hAnsi="ＭＳ ゴシック" w:hint="eastAsia"/>
                 <w:sz w:val="21"/>
                 <w:szCs w:val="21"/>
                 <w:lang w:eastAsia="ja-JP"/>
               </w:rPr>
+              <w:t>原因</w:t>
+            </w:r>
+          </w:p>
+          <w:p>
+            <w:pPr>
+              <w:widowControl w:val="0"/>
+              <w:jc w:val="center"/>
+              <w:rPr>
+                <w:rFonts w:ascii="ＭＳ ゴシック" w:eastAsia="ＭＳ ゴシック" w:hAnsi="ＭＳ ゴシック"/>
+                <w:sz w:val="21"/>
+                <w:szCs w:val="21"/>
+                <w:lang w:eastAsia="ja-JP"/>
+              </w:rPr>
+            </w:pPr>
+          </w:p>
+          <w:p>
+            <w:pPr>
+              <w:widowControl w:val="0"/>
+              <w:jc w:val="center"/>
+              <w:rPr>
+                <w:rFonts w:ascii="ＭＳ ゴシック" w:eastAsia="ＭＳ ゴシック" w:hAnsi="ＭＳ ゴシック"/>
+                <w:sz w:val="21"/>
+                <w:szCs w:val="21"/>
+                <w:lang w:eastAsia="ja-JP"/>
+              </w:rPr>
+            </w:pPr>
+          </w:p>
+          <w:p>
+            <w:pPr>
+              <w:widowControl w:val="0"/>
+              <w:jc w:val="center"/>
+              <w:rPr>
+                <w:rFonts w:ascii="ＭＳ ゴシック" w:eastAsia="ＭＳ ゴシック" w:hAnsi="ＭＳ ゴシック"/>
+                <w:sz w:val="21"/>
+                <w:szCs w:val="21"/>
+                <w:lang w:eastAsia="ja-JP"/>
+              </w:rPr>
+            </w:pPr>
+          </w:p>
+        </w:tc>
+        <w:tc>
+          <w:tcPr>
+            <w:tcW w:w="6203" w:type="dxa"/>
+          </w:tcPr>
+          <w:p>
+            <w:pPr>
+              <w:widowControl w:val="0"/>
+              <w:jc w:val="center"/>
+              <w:rPr>
+                <w:rFonts w:ascii="ＭＳ ゴシック" w:eastAsia="ＭＳ ゴシック" w:hAnsi="ＭＳ ゴシック"/>
+                <w:sz w:val="21"/>
+                <w:szCs w:val="21"/>
+                <w:lang w:eastAsia="ja-JP"/>
+              </w:rPr>
             </w:pPr>
           </w:p>
         </w:tc>
@@ -6280,425 +6640,107 @@
           <w:p>
             <w:pPr>
               <w:widowControl w:val="0"/>
+              <w:jc w:val="center"/>
+              <w:rPr>
+                <w:rFonts w:ascii="ＭＳ ゴシック" w:eastAsia="ＭＳ ゴシック" w:hAnsi="ＭＳ ゴシック"/>
+                <w:sz w:val="21"/>
+                <w:szCs w:val="21"/>
+                <w:lang w:eastAsia="ja-JP"/>
+              </w:rPr>
+            </w:pPr>
+          </w:p>
+          <w:p>
+            <w:pPr>
+              <w:widowControl w:val="0"/>
+              <w:jc w:val="center"/>
+              <w:rPr>
+                <w:rFonts w:ascii="ＭＳ ゴシック" w:eastAsia="ＭＳ ゴシック" w:hAnsi="ＭＳ ゴシック"/>
+                <w:sz w:val="21"/>
+                <w:szCs w:val="21"/>
+                <w:lang w:eastAsia="ja-JP"/>
+              </w:rPr>
+            </w:pPr>
+          </w:p>
+          <w:p>
+            <w:pPr>
+              <w:widowControl w:val="0"/>
+              <w:jc w:val="center"/>
+              <w:rPr>
+                <w:rFonts w:ascii="ＭＳ ゴシック" w:eastAsia="ＭＳ ゴシック" w:hAnsi="ＭＳ ゴシック"/>
+                <w:sz w:val="21"/>
+                <w:szCs w:val="21"/>
+                <w:lang w:eastAsia="ja-JP"/>
+              </w:rPr>
+            </w:pPr>
+          </w:p>
+          <w:p>
+            <w:pPr>
+              <w:widowControl w:val="0"/>
+              <w:jc w:val="center"/>
+              <w:rPr>
+                <w:rFonts w:ascii="ＭＳ ゴシック" w:eastAsia="ＭＳ ゴシック" w:hAnsi="ＭＳ ゴシック"/>
+                <w:sz w:val="21"/>
+                <w:szCs w:val="21"/>
+                <w:lang w:eastAsia="ja-JP"/>
+              </w:rPr>
+            </w:pPr>
+            <w:r>
               <w:rPr>
                 <w:rFonts w:ascii="ＭＳ ゴシック" w:eastAsia="ＭＳ ゴシック" w:hAnsi="ＭＳ ゴシック" w:hint="eastAsia"/>
                 <w:sz w:val="21"/>
                 <w:szCs w:val="21"/>
                 <w:lang w:eastAsia="ja-JP"/>
               </w:rPr>
-            </w:pPr>
+              <w:t>改善措置</w:t>
+            </w:r>
           </w:p>
           <w:p>
             <w:pPr>
               <w:widowControl w:val="0"/>
               <w:jc w:val="center"/>
               <w:rPr>
-                <w:rFonts w:ascii="ＭＳ ゴシック" w:eastAsia="ＭＳ ゴシック" w:hAnsi="ＭＳ ゴシック" w:hint="eastAsia"/>
+                <w:rFonts w:ascii="ＭＳ ゴシック" w:eastAsia="ＭＳ ゴシック" w:hAnsi="ＭＳ ゴシック"/>
                 <w:sz w:val="21"/>
                 <w:szCs w:val="21"/>
                 <w:lang w:eastAsia="ja-JP"/>
               </w:rPr>
             </w:pPr>
-            <w:r>
-              <w:rPr>
-                <w:rFonts w:ascii="ＭＳ ゴシック" w:eastAsia="ＭＳ ゴシック" w:hAnsi="ＭＳ ゴシック" w:hint="eastAsia"/>
+          </w:p>
+          <w:p>
+            <w:pPr>
+              <w:widowControl w:val="0"/>
+              <w:jc w:val="center"/>
+              <w:rPr>
+                <w:rFonts w:ascii="ＭＳ ゴシック" w:eastAsia="ＭＳ ゴシック" w:hAnsi="ＭＳ ゴシック"/>
                 <w:sz w:val="21"/>
                 <w:szCs w:val="21"/>
                 <w:lang w:eastAsia="ja-JP"/>
               </w:rPr>
-              <w:t>品質</w:t>
-            </w:r>
-            <w:r>
-              <w:rPr>
-                <w:rFonts w:ascii="ＭＳ ゴシック" w:eastAsia="ＭＳ ゴシック" w:hAnsi="ＭＳ ゴシック" w:hint="eastAsia"/>
+            </w:pPr>
+          </w:p>
+          <w:p>
+            <w:pPr>
+              <w:widowControl w:val="0"/>
+              <w:jc w:val="center"/>
+              <w:rPr>
+                <w:rFonts w:ascii="ＭＳ ゴシック" w:eastAsia="ＭＳ ゴシック" w:hAnsi="ＭＳ ゴシック"/>
                 <w:sz w:val="21"/>
                 <w:szCs w:val="21"/>
                 <w:lang w:eastAsia="ja-JP"/>
               </w:rPr>
-              <w:t>情報の内容</w:t>
-            </w:r>
-          </w:p>
+            </w:pPr>
+          </w:p>
+        </w:tc>
+        <w:tc>
+          <w:tcPr>
+            <w:tcW w:w="6203" w:type="dxa"/>
+          </w:tcPr>
           <w:p>
             <w:pPr>
               <w:widowControl w:val="0"/>
-              <w:rPr>
-                <w:rFonts w:ascii="ＭＳ ゴシック" w:eastAsia="ＭＳ ゴシック" w:hAnsi="ＭＳ ゴシック" w:hint="eastAsia"/>
-                <w:sz w:val="21"/>
-                <w:szCs w:val="21"/>
-                <w:lang w:eastAsia="ja-JP"/>
-              </w:rPr>
-            </w:pPr>
-          </w:p>
-        </w:tc>
-        <w:tc>
-          <w:tcPr>
-            <w:tcW w:w="6203" w:type="dxa"/>
-          </w:tcPr>
-          <w:p>
-            <w:pPr>
-              <w:widowControl w:val="0"/>
-              <w:jc w:val="center"/>
-              <w:rPr>
-                <w:rFonts w:ascii="ＭＳ ゴシック" w:eastAsia="ＭＳ ゴシック" w:hAnsi="ＭＳ ゴシック" w:hint="eastAsia"/>
-                <w:sz w:val="21"/>
-                <w:szCs w:val="21"/>
-                <w:lang w:eastAsia="ja-JP"/>
-              </w:rPr>
-            </w:pPr>
-          </w:p>
-        </w:tc>
-      </w:tr>
-      <w:tr>
-        <w:tc>
-          <w:tcPr>
-            <w:tcW w:w="2944" w:type="dxa"/>
-          </w:tcPr>
-          <w:p>
-            <w:pPr>
-              <w:widowControl w:val="0"/>
-              <w:jc w:val="center"/>
-              <w:rPr>
-                <w:rFonts w:ascii="ＭＳ ゴシック" w:eastAsia="ＭＳ ゴシック" w:hAnsi="ＭＳ ゴシック" w:hint="eastAsia"/>
-                <w:sz w:val="21"/>
-                <w:szCs w:val="21"/>
-                <w:lang w:eastAsia="ja-JP"/>
-              </w:rPr>
-            </w:pPr>
-          </w:p>
-          <w:p>
-            <w:pPr>
-              <w:widowControl w:val="0"/>
-              <w:jc w:val="center"/>
-              <w:rPr>
-                <w:rFonts w:ascii="ＭＳ ゴシック" w:eastAsia="ＭＳ ゴシック" w:hAnsi="ＭＳ ゴシック" w:hint="eastAsia"/>
-                <w:sz w:val="21"/>
-                <w:szCs w:val="21"/>
-                <w:lang w:eastAsia="ja-JP"/>
-              </w:rPr>
-            </w:pPr>
-          </w:p>
-          <w:p>
-            <w:pPr>
-              <w:widowControl w:val="0"/>
-              <w:jc w:val="center"/>
-              <w:rPr>
-                <w:rFonts w:ascii="ＭＳ ゴシック" w:eastAsia="ＭＳ ゴシック" w:hAnsi="ＭＳ ゴシック" w:hint="eastAsia"/>
-                <w:sz w:val="21"/>
-                <w:szCs w:val="21"/>
-                <w:lang w:eastAsia="ja-JP"/>
-              </w:rPr>
-            </w:pPr>
-          </w:p>
-          <w:p>
-            <w:pPr>
-              <w:widowControl w:val="0"/>
-              <w:jc w:val="center"/>
-              <w:rPr>
-                <w:rFonts w:ascii="ＭＳ ゴシック" w:eastAsia="ＭＳ ゴシック" w:hAnsi="ＭＳ ゴシック" w:hint="eastAsia"/>
-                <w:sz w:val="21"/>
-                <w:szCs w:val="21"/>
-                <w:lang w:eastAsia="ja-JP"/>
-              </w:rPr>
-            </w:pPr>
-            <w:r>
-              <w:rPr>
-                <w:rFonts w:ascii="ＭＳ ゴシック" w:eastAsia="ＭＳ ゴシック" w:hAnsi="ＭＳ ゴシック" w:hint="eastAsia"/>
-                <w:sz w:val="21"/>
-                <w:szCs w:val="21"/>
-                <w:lang w:eastAsia="ja-JP"/>
-              </w:rPr>
-              <w:t>品質情報の詳細</w:t>
-            </w:r>
-          </w:p>
-          <w:p>
-            <w:pPr>
-              <w:widowControl w:val="0"/>
-              <w:jc w:val="center"/>
-              <w:rPr>
-                <w:rFonts w:ascii="ＭＳ ゴシック" w:eastAsia="ＭＳ ゴシック" w:hAnsi="ＭＳ ゴシック" w:hint="eastAsia"/>
-                <w:sz w:val="21"/>
-                <w:szCs w:val="21"/>
-                <w:lang w:eastAsia="ja-JP"/>
-              </w:rPr>
-            </w:pPr>
-          </w:p>
-          <w:p>
-            <w:pPr>
-              <w:widowControl w:val="0"/>
-              <w:jc w:val="center"/>
-              <w:rPr>
-                <w:rFonts w:ascii="ＭＳ ゴシック" w:eastAsia="ＭＳ ゴシック" w:hAnsi="ＭＳ ゴシック" w:hint="eastAsia"/>
-                <w:sz w:val="21"/>
-                <w:szCs w:val="21"/>
-                <w:lang w:eastAsia="ja-JP"/>
-              </w:rPr>
-            </w:pPr>
-          </w:p>
-          <w:p>
-            <w:pPr>
-              <w:widowControl w:val="0"/>
-              <w:jc w:val="center"/>
-              <w:rPr>
-                <w:rFonts w:ascii="ＭＳ ゴシック" w:eastAsia="ＭＳ ゴシック" w:hAnsi="ＭＳ ゴシック" w:hint="eastAsia"/>
-                <w:sz w:val="21"/>
-                <w:szCs w:val="21"/>
-                <w:lang w:eastAsia="ja-JP"/>
-              </w:rPr>
-            </w:pPr>
-          </w:p>
-        </w:tc>
-        <w:tc>
-          <w:tcPr>
-            <w:tcW w:w="6203" w:type="dxa"/>
-          </w:tcPr>
-          <w:p>
-            <w:pPr>
-              <w:widowControl w:val="0"/>
-              <w:rPr>
-                <w:rFonts w:ascii="ＭＳ ゴシック" w:eastAsia="ＭＳ ゴシック" w:hAnsi="ＭＳ ゴシック" w:hint="eastAsia"/>
-                <w:sz w:val="21"/>
-                <w:szCs w:val="21"/>
-                <w:lang w:eastAsia="ja-JP"/>
-              </w:rPr>
-            </w:pPr>
-            <w:r>
-              <w:rPr>
-                <w:rFonts w:ascii="ＭＳ ゴシック" w:eastAsia="ＭＳ ゴシック" w:hAnsi="ＭＳ ゴシック" w:hint="eastAsia"/>
-                <w:sz w:val="18"/>
-                <w:szCs w:val="21"/>
-                <w:lang w:eastAsia="ja-JP"/>
-              </w:rPr>
-              <w:t>※時系列を含めて具体的に記載</w:t>
-            </w:r>
-          </w:p>
-        </w:tc>
-      </w:tr>
-      <w:tr>
-        <w:tc>
-          <w:tcPr>
-            <w:tcW w:w="2944" w:type="dxa"/>
-          </w:tcPr>
-          <w:p>
-            <w:pPr>
-              <w:widowControl w:val="0"/>
-              <w:jc w:val="center"/>
-              <w:rPr>
-                <w:rFonts w:ascii="ＭＳ ゴシック" w:eastAsia="ＭＳ ゴシック" w:hAnsi="ＭＳ ゴシック" w:hint="eastAsia"/>
-                <w:sz w:val="21"/>
-                <w:szCs w:val="21"/>
-                <w:lang w:eastAsia="ja-JP"/>
-              </w:rPr>
-            </w:pPr>
-          </w:p>
-          <w:p>
-            <w:pPr>
-              <w:widowControl w:val="0"/>
-              <w:jc w:val="center"/>
-              <w:rPr>
-                <w:rFonts w:ascii="ＭＳ ゴシック" w:eastAsia="ＭＳ ゴシック" w:hAnsi="ＭＳ ゴシック" w:hint="eastAsia"/>
-                <w:sz w:val="21"/>
-                <w:szCs w:val="21"/>
-                <w:lang w:eastAsia="ja-JP"/>
-              </w:rPr>
-            </w:pPr>
-          </w:p>
-          <w:p>
-            <w:pPr>
-              <w:widowControl w:val="0"/>
-              <w:jc w:val="center"/>
-              <w:rPr>
-                <w:rFonts w:ascii="ＭＳ ゴシック" w:eastAsia="ＭＳ ゴシック" w:hAnsi="ＭＳ ゴシック" w:hint="eastAsia"/>
-                <w:sz w:val="21"/>
-                <w:szCs w:val="21"/>
-                <w:lang w:eastAsia="ja-JP"/>
-              </w:rPr>
-            </w:pPr>
-          </w:p>
-          <w:p>
-            <w:pPr>
-              <w:widowControl w:val="0"/>
-              <w:jc w:val="center"/>
-              <w:rPr>
-                <w:rFonts w:ascii="ＭＳ ゴシック" w:eastAsia="ＭＳ ゴシック" w:hAnsi="ＭＳ ゴシック" w:hint="eastAsia"/>
-                <w:sz w:val="21"/>
-                <w:szCs w:val="21"/>
-                <w:lang w:eastAsia="ja-JP"/>
-              </w:rPr>
-            </w:pPr>
-            <w:r>
-              <w:rPr>
-                <w:rFonts w:ascii="ＭＳ ゴシック" w:eastAsia="ＭＳ ゴシック" w:hAnsi="ＭＳ ゴシック" w:hint="eastAsia"/>
-                <w:sz w:val="21"/>
-                <w:szCs w:val="21"/>
-                <w:lang w:eastAsia="ja-JP"/>
-              </w:rPr>
-              <w:t>原因</w:t>
-            </w:r>
-          </w:p>
-          <w:p>
-            <w:pPr>
-              <w:widowControl w:val="0"/>
-              <w:jc w:val="center"/>
-              <w:rPr>
-                <w:rFonts w:ascii="ＭＳ ゴシック" w:eastAsia="ＭＳ ゴシック" w:hAnsi="ＭＳ ゴシック" w:hint="eastAsia"/>
-                <w:sz w:val="21"/>
-                <w:szCs w:val="21"/>
-                <w:lang w:eastAsia="ja-JP"/>
-              </w:rPr>
-            </w:pPr>
-          </w:p>
-          <w:p>
-            <w:pPr>
-              <w:widowControl w:val="0"/>
-              <w:jc w:val="center"/>
-              <w:rPr>
-                <w:rFonts w:ascii="ＭＳ ゴシック" w:eastAsia="ＭＳ ゴシック" w:hAnsi="ＭＳ ゴシック" w:hint="eastAsia"/>
-                <w:sz w:val="21"/>
-                <w:szCs w:val="21"/>
-                <w:lang w:eastAsia="ja-JP"/>
-              </w:rPr>
-            </w:pPr>
-          </w:p>
-          <w:p>
-            <w:pPr>
-              <w:widowControl w:val="0"/>
-              <w:jc w:val="center"/>
-              <w:rPr>
-                <w:rFonts w:ascii="ＭＳ ゴシック" w:eastAsia="ＭＳ ゴシック" w:hAnsi="ＭＳ ゴシック" w:hint="eastAsia"/>
-                <w:sz w:val="21"/>
-                <w:szCs w:val="21"/>
-                <w:lang w:eastAsia="ja-JP"/>
-              </w:rPr>
-            </w:pPr>
-          </w:p>
-        </w:tc>
-        <w:tc>
-          <w:tcPr>
-            <w:tcW w:w="6203" w:type="dxa"/>
-          </w:tcPr>
-          <w:p>
-            <w:pPr>
-              <w:widowControl w:val="0"/>
-              <w:jc w:val="center"/>
-              <w:rPr>
-                <w:rFonts w:ascii="ＭＳ ゴシック" w:eastAsia="ＭＳ ゴシック" w:hAnsi="ＭＳ ゴシック" w:hint="eastAsia"/>
-                <w:sz w:val="21"/>
-                <w:szCs w:val="21"/>
-                <w:lang w:eastAsia="ja-JP"/>
-              </w:rPr>
-            </w:pPr>
-          </w:p>
-        </w:tc>
-      </w:tr>
-      <w:tr>
-        <w:tc>
-          <w:tcPr>
-            <w:tcW w:w="2944" w:type="dxa"/>
-          </w:tcPr>
-          <w:p>
-            <w:pPr>
-              <w:widowControl w:val="0"/>
-              <w:jc w:val="center"/>
-              <w:rPr>
-                <w:rFonts w:ascii="ＭＳ ゴシック" w:eastAsia="ＭＳ ゴシック" w:hAnsi="ＭＳ ゴシック" w:hint="eastAsia"/>
-                <w:sz w:val="21"/>
-                <w:szCs w:val="21"/>
-                <w:lang w:eastAsia="ja-JP"/>
-              </w:rPr>
-            </w:pPr>
-          </w:p>
-          <w:p>
-            <w:pPr>
-              <w:widowControl w:val="0"/>
-              <w:jc w:val="center"/>
-              <w:rPr>
-                <w:rFonts w:ascii="ＭＳ ゴシック" w:eastAsia="ＭＳ ゴシック" w:hAnsi="ＭＳ ゴシック" w:hint="eastAsia"/>
-                <w:sz w:val="21"/>
-                <w:szCs w:val="21"/>
-                <w:lang w:eastAsia="ja-JP"/>
-              </w:rPr>
-            </w:pPr>
-          </w:p>
-          <w:p>
-            <w:pPr>
-              <w:widowControl w:val="0"/>
-              <w:jc w:val="center"/>
-              <w:rPr>
-                <w:rFonts w:ascii="ＭＳ ゴシック" w:eastAsia="ＭＳ ゴシック" w:hAnsi="ＭＳ ゴシック" w:hint="eastAsia"/>
-                <w:sz w:val="21"/>
-                <w:szCs w:val="21"/>
-                <w:lang w:eastAsia="ja-JP"/>
-              </w:rPr>
-            </w:pPr>
-          </w:p>
-          <w:p>
-            <w:pPr>
-              <w:widowControl w:val="0"/>
-              <w:jc w:val="center"/>
-              <w:rPr>
-                <w:rFonts w:ascii="ＭＳ ゴシック" w:eastAsia="ＭＳ ゴシック" w:hAnsi="ＭＳ ゴシック" w:hint="eastAsia"/>
-                <w:sz w:val="21"/>
-                <w:szCs w:val="21"/>
-                <w:lang w:eastAsia="ja-JP"/>
-              </w:rPr>
-            </w:pPr>
-            <w:r>
-              <w:rPr>
-                <w:rFonts w:ascii="ＭＳ ゴシック" w:eastAsia="ＭＳ ゴシック" w:hAnsi="ＭＳ ゴシック" w:hint="eastAsia"/>
-                <w:sz w:val="21"/>
-                <w:szCs w:val="21"/>
-                <w:lang w:eastAsia="ja-JP"/>
-              </w:rPr>
-              <w:t>改善措置</w:t>
-            </w:r>
-          </w:p>
-          <w:p>
-            <w:pPr>
-              <w:widowControl w:val="0"/>
-              <w:jc w:val="center"/>
-              <w:rPr>
-                <w:rFonts w:ascii="ＭＳ ゴシック" w:eastAsia="ＭＳ ゴシック" w:hAnsi="ＭＳ ゴシック" w:hint="eastAsia"/>
-                <w:sz w:val="21"/>
-                <w:szCs w:val="21"/>
-                <w:lang w:eastAsia="ja-JP"/>
-              </w:rPr>
-            </w:pPr>
-          </w:p>
-          <w:p>
-            <w:pPr>
-              <w:widowControl w:val="0"/>
-              <w:jc w:val="center"/>
-              <w:rPr>
-                <w:rFonts w:ascii="ＭＳ ゴシック" w:eastAsia="ＭＳ ゴシック" w:hAnsi="ＭＳ ゴシック" w:hint="eastAsia"/>
-                <w:sz w:val="21"/>
-                <w:szCs w:val="21"/>
-                <w:lang w:eastAsia="ja-JP"/>
-              </w:rPr>
-            </w:pPr>
-          </w:p>
-          <w:p>
-            <w:pPr>
-              <w:widowControl w:val="0"/>
-              <w:jc w:val="center"/>
-              <w:rPr>
-                <w:rFonts w:ascii="ＭＳ ゴシック" w:eastAsia="ＭＳ ゴシック" w:hAnsi="ＭＳ ゴシック" w:hint="eastAsia"/>
-                <w:sz w:val="21"/>
-                <w:szCs w:val="21"/>
-                <w:lang w:eastAsia="ja-JP"/>
-              </w:rPr>
-            </w:pPr>
-          </w:p>
-        </w:tc>
-        <w:tc>
-          <w:tcPr>
-            <w:tcW w:w="6203" w:type="dxa"/>
-          </w:tcPr>
-          <w:p>
-            <w:pPr>
-              <w:widowControl w:val="0"/>
-              <w:jc w:val="center"/>
-              <w:rPr>
-                <w:rFonts w:ascii="ＭＳ ゴシック" w:eastAsia="ＭＳ ゴシック" w:hAnsi="ＭＳ ゴシック" w:hint="eastAsia"/>
+              <w:jc w:val="center"/>
+              <w:rPr>
+                <w:rFonts w:ascii="ＭＳ ゴシック" w:eastAsia="ＭＳ ゴシック" w:hAnsi="ＭＳ ゴシック"/>
                 <w:sz w:val="21"/>
                 <w:szCs w:val="21"/>
                 <w:lang w:eastAsia="ja-JP"/>
@@ -6727,7 +6769,7 @@
         </w:tabs>
         <w:ind w:leftChars="75" w:left="180"/>
         <w:rPr>
-          <w:rFonts w:ascii="ＭＳ ゴシック" w:eastAsia="ＭＳ ゴシック" w:hAnsi="ＭＳ ゴシック" w:hint="eastAsia"/>
+          <w:rFonts w:ascii="ＭＳ ゴシック" w:eastAsia="ＭＳ ゴシック" w:hAnsi="ＭＳ ゴシック"/>
           <w:sz w:val="21"/>
           <w:szCs w:val="21"/>
           <w:lang w:eastAsia="zh-TW"/>
@@ -6801,7 +6843,7 @@
       <w:pPr>
         <w:ind w:firstLineChars="400" w:firstLine="840"/>
         <w:rPr>
-          <w:rFonts w:ascii="ＭＳ ゴシック" w:eastAsia="ＭＳ ゴシック" w:hAnsi="ＭＳ ゴシック" w:hint="eastAsia"/>
+          <w:rFonts w:ascii="ＭＳ ゴシック" w:eastAsia="ＭＳ ゴシック" w:hAnsi="ＭＳ ゴシック"/>
           <w:sz w:val="21"/>
           <w:u w:val="single"/>
           <w:lang w:eastAsia="zh-TW"/>
@@ -6812,7 +6854,7 @@
       <w:pPr>
         <w:ind w:firstLineChars="400" w:firstLine="840"/>
         <w:rPr>
-          <w:rFonts w:ascii="ＭＳ ゴシック" w:eastAsia="ＭＳ ゴシック" w:hAnsi="ＭＳ ゴシック" w:hint="eastAsia"/>
+          <w:rFonts w:ascii="ＭＳ ゴシック" w:eastAsia="ＭＳ ゴシック" w:hAnsi="ＭＳ ゴシック"/>
           <w:sz w:val="21"/>
           <w:u w:val="single"/>
           <w:lang w:eastAsia="ja-JP"/>
@@ -6845,7 +6887,7 @@
         </w:tabs>
         <w:ind w:firstLineChars="400" w:firstLine="840"/>
         <w:rPr>
-          <w:rFonts w:ascii="ＭＳ ゴシック" w:eastAsia="ＭＳ ゴシック" w:hAnsi="ＭＳ ゴシック" w:hint="eastAsia"/>
+          <w:rFonts w:ascii="ＭＳ ゴシック" w:eastAsia="ＭＳ ゴシック" w:hAnsi="ＭＳ ゴシック"/>
           <w:sz w:val="21"/>
           <w:u w:val="single"/>
           <w:lang w:eastAsia="ja-JP"/>
@@ -6860,7 +6902,7 @@
         </w:tabs>
         <w:ind w:firstLineChars="400" w:firstLine="840"/>
         <w:rPr>
-          <w:rFonts w:ascii="ＭＳ ゴシック" w:eastAsia="ＭＳ ゴシック" w:hAnsi="ＭＳ ゴシック" w:hint="eastAsia"/>
+          <w:rFonts w:ascii="ＭＳ ゴシック" w:eastAsia="ＭＳ ゴシック" w:hAnsi="ＭＳ ゴシック"/>
           <w:sz w:val="21"/>
           <w:szCs w:val="21"/>
           <w:lang w:eastAsia="zh-TW"/>
@@ -7034,12 +7076,8 @@
 </file>
 
 <file path=word/footer2.xml><?xml version="1.0" encoding="utf-8"?>
-<w:ftr xmlns:m="http://schemas.openxmlformats.org/officeDocument/2006/math" xmlns:mc="http://schemas.openxmlformats.org/markup-compatibility/2006" xmlns:mo="http://schemas.microsoft.com/office/mac/office/2008/main" xmlns:mv="urn:schemas-microsoft-com:mac:vml" xmlns:o="urn:schemas-microsoft-com:office:office" xmlns:r="http://schemas.openxmlformats.org/officeDocument/2006/relationships" xmlns:v="urn:schemas-microsoft-com:vml" xmlns:w10="urn:schemas-microsoft-com:office:word" xmlns:w14="http://schemas.microsoft.com/office/word/2010/wordml" xmlns:w="http://schemas.openxmlformats.org/wordprocessingml/2006/main" xmlns:wne="http://schemas.microsoft.com/office/word/2006/wordml" xmlns:wp14="http://schemas.microsoft.com/office/word/2010/wordprocessingDrawing" xmlns:wp="http://schemas.openxmlformats.org/drawingml/2006/wordprocessingDrawing" xmlns:wpc="http://schemas.microsoft.com/office/word/2010/wordprocessingCanvas" xmlns:wpg="http://schemas.microsoft.com/office/word/2010/wordprocessingGroup" xmlns:wpi="http://schemas.microsoft.com/office/word/2010/wordprocessingInk" xmlns:wps="http://schemas.microsoft.com/office/word/2010/wordprocessingShape" mc:Ignorable="w14 wp14">
-  <w:p>
-    <w:pPr>
-      <w:pStyle w:val="Footer"/>
-    </w:pPr>
-  </w:p>
+<w:ftr xmlns:wpc="http://schemas.microsoft.com/office/word/2010/wordprocessingCanvas" xmlns:mc="http://schemas.openxmlformats.org/markup-compatibility/2006" xmlns:o="urn:schemas-microsoft-com:office:office" xmlns:r="http://schemas.openxmlformats.org/officeDocument/2006/relationships" xmlns:m="http://schemas.openxmlformats.org/officeDocument/2006/math" xmlns:v="urn:schemas-microsoft-com:vml" xmlns:wp14="http://schemas.microsoft.com/office/word/2010/wordprocessingDrawing" xmlns:wp="http://schemas.openxmlformats.org/drawingml/2006/wordprocessingDrawing" xmlns:w10="urn:schemas-microsoft-com:office:word" xmlns:w="http://schemas.openxmlformats.org/wordprocessingml/2006/main" xmlns:w14="http://schemas.microsoft.com/office/word/2010/wordml" xmlns:wpg="http://schemas.microsoft.com/office/word/2010/wordprocessingGroup" xmlns:wpi="http://schemas.microsoft.com/office/word/2010/wordprocessingInk" xmlns:wne="http://schemas.microsoft.com/office/word/2006/wordml" xmlns:wps="http://schemas.microsoft.com/office/word/2010/wordprocessingShape" mc:Ignorable="w14 wp14">
+  <w:p/>
 </w:ftr>
 </file>
 
@@ -7089,12 +7127,6 @@
       <w:gridCol w:w="831"/>
     </w:tblGrid>
     <w:tr>
-      <w:tblPrEx>
-        <w:tblCellMar>
-          <w:top w:w="0" w:type="dxa"/>
-          <w:bottom w:w="0" w:type="dxa"/>
-        </w:tblCellMar>
-      </w:tblPrEx>
       <w:trPr>
         <w:cantSplit/>
       </w:trPr>
@@ -7150,7 +7182,7 @@
             <w:pStyle w:val="a5"/>
             <w:ind w:firstLineChars="100" w:firstLine="220"/>
             <w:rPr>
-              <w:rFonts w:ascii="ＭＳ ゴシック" w:eastAsia="ＭＳ ゴシック" w:hAnsi="ＭＳ ゴシック" w:hint="eastAsia"/>
+              <w:rFonts w:ascii="ＭＳ ゴシック" w:eastAsia="ＭＳ ゴシック" w:hAnsi="ＭＳ ゴシック"/>
               <w:sz w:val="22"/>
             </w:rPr>
           </w:pPr>
@@ -7167,7 +7199,7 @@
             <w:pStyle w:val="a5"/>
             <w:ind w:firstLineChars="100" w:firstLine="220"/>
             <w:rPr>
-              <w:rFonts w:ascii="ＭＳ ゴシック" w:eastAsia="ＭＳ ゴシック" w:hAnsi="ＭＳ ゴシック" w:hint="eastAsia"/>
+              <w:rFonts w:ascii="ＭＳ ゴシック" w:eastAsia="ＭＳ ゴシック" w:hAnsi="ＭＳ ゴシック"/>
               <w:sz w:val="22"/>
             </w:rPr>
           </w:pPr>
@@ -7190,7 +7222,7 @@
             <w:pStyle w:val="a5"/>
             <w:jc w:val="center"/>
             <w:rPr>
-              <w:rFonts w:ascii="ＭＳ ゴシック" w:eastAsia="ＭＳ ゴシック" w:hAnsi="ＭＳ ゴシック" w:hint="eastAsia"/>
+              <w:rFonts w:ascii="ＭＳ ゴシック" w:eastAsia="ＭＳ ゴシック" w:hAnsi="ＭＳ ゴシック"/>
               <w:sz w:val="22"/>
             </w:rPr>
           </w:pPr>
@@ -7213,7 +7245,7 @@
             <w:pStyle w:val="a5"/>
             <w:jc w:val="center"/>
             <w:rPr>
-              <w:rFonts w:ascii="ＭＳ ゴシック" w:eastAsia="ＭＳ ゴシック" w:hAnsi="ＭＳ ゴシック" w:hint="eastAsia"/>
+              <w:rFonts w:ascii="ＭＳ ゴシック" w:eastAsia="ＭＳ ゴシック" w:hAnsi="ＭＳ ゴシック"/>
               <w:sz w:val="22"/>
             </w:rPr>
           </w:pPr>
@@ -7228,12 +7260,6 @@
       </w:tc>
     </w:tr>
     <w:tr>
-      <w:tblPrEx>
-        <w:tblCellMar>
-          <w:top w:w="0" w:type="dxa"/>
-          <w:bottom w:w="0" w:type="dxa"/>
-        </w:tblCellMar>
-      </w:tblPrEx>
       <w:trPr>
         <w:cantSplit/>
       </w:trPr>
@@ -7282,7 +7308,7 @@
             <w:pStyle w:val="a5"/>
             <w:jc w:val="center"/>
             <w:rPr>
-              <w:rFonts w:ascii="ＭＳ ゴシック" w:eastAsia="ＭＳ ゴシック" w:hAnsi="ＭＳ ゴシック" w:hint="eastAsia"/>
+              <w:rFonts w:ascii="ＭＳ ゴシック" w:eastAsia="ＭＳ ゴシック" w:hAnsi="ＭＳ ゴシック"/>
               <w:sz w:val="22"/>
             </w:rPr>
           </w:pPr>
@@ -7334,7 +7360,7 @@
               <w:noProof/>
               <w:sz w:val="22"/>
             </w:rPr>
-            <w:t>2</w:t>
+            <w:t>4</w:t>
           </w:r>
           <w:r>
             <w:rPr>
@@ -7365,12 +7391,8 @@
 </file>
 
 <file path=word/header2.xml><?xml version="1.0" encoding="utf-8"?>
-<w:hdr xmlns:m="http://schemas.openxmlformats.org/officeDocument/2006/math" xmlns:mc="http://schemas.openxmlformats.org/markup-compatibility/2006" xmlns:mo="http://schemas.microsoft.com/office/mac/office/2008/main" xmlns:mv="urn:schemas-microsoft-com:mac:vml" xmlns:o="urn:schemas-microsoft-com:office:office" xmlns:r="http://schemas.openxmlformats.org/officeDocument/2006/relationships" xmlns:v="urn:schemas-microsoft-com:vml" xmlns:w10="urn:schemas-microsoft-com:office:word" xmlns:w14="http://schemas.microsoft.com/office/word/2010/wordml" xmlns:w="http://schemas.openxmlformats.org/wordprocessingml/2006/main" xmlns:wne="http://schemas.microsoft.com/office/word/2006/wordml" xmlns:wp14="http://schemas.microsoft.com/office/word/2010/wordprocessingDrawing" xmlns:wp="http://schemas.openxmlformats.org/drawingml/2006/wordprocessingDrawing" xmlns:wpc="http://schemas.microsoft.com/office/word/2010/wordprocessingCanvas" xmlns:wpg="http://schemas.microsoft.com/office/word/2010/wordprocessingGroup" xmlns:wpi="http://schemas.microsoft.com/office/word/2010/wordprocessingInk" xmlns:wps="http://schemas.microsoft.com/office/word/2010/wordprocessingShape" mc:Ignorable="w14 wp14">
-  <w:p>
-    <w:pPr>
-      <w:pStyle w:val="Header"/>
-    </w:pPr>
-  </w:p>
+<w:hdr xmlns:wpc="http://schemas.microsoft.com/office/word/2010/wordprocessingCanvas" xmlns:mc="http://schemas.openxmlformats.org/markup-compatibility/2006" xmlns:o="urn:schemas-microsoft-com:office:office" xmlns:r="http://schemas.openxmlformats.org/officeDocument/2006/relationships" xmlns:m="http://schemas.openxmlformats.org/officeDocument/2006/math" xmlns:v="urn:schemas-microsoft-com:vml" xmlns:wp14="http://schemas.microsoft.com/office/word/2010/wordprocessingDrawing" xmlns:wp="http://schemas.openxmlformats.org/drawingml/2006/wordprocessingDrawing" xmlns:w10="urn:schemas-microsoft-com:office:word" xmlns:w="http://schemas.openxmlformats.org/wordprocessingml/2006/main" xmlns:w14="http://schemas.microsoft.com/office/word/2010/wordml" xmlns:wpg="http://schemas.microsoft.com/office/word/2010/wordprocessingGroup" xmlns:wpi="http://schemas.microsoft.com/office/word/2010/wordprocessingInk" xmlns:wne="http://schemas.microsoft.com/office/word/2006/wordml" xmlns:wps="http://schemas.microsoft.com/office/word/2010/wordprocessingShape" mc:Ignorable="w14 wp14">
+  <w:p/>
 </w:hdr>
 </file>
 
@@ -10603,11 +10625,15 @@
   </w:style>
   <w:style w:type="character" w:default="1" w:styleId="a0">
     <w:name w:val="Default Paragraph Font"/>
+    <w:uiPriority w:val="1"/>
     <w:semiHidden/>
+    <w:unhideWhenUsed/>
   </w:style>
   <w:style w:type="table" w:default="1" w:styleId="a1">
     <w:name w:val="Normal Table"/>
+    <w:uiPriority w:val="99"/>
     <w:semiHidden/>
+    <w:unhideWhenUsed/>
     <w:tblPr>
       <w:tblInd w:w="0" w:type="dxa"/>
       <w:tblCellMar>
@@ -10620,7 +10646,9 @@
   </w:style>
   <w:style w:type="numbering" w:default="1" w:styleId="a2">
     <w:name w:val="No List"/>
+    <w:uiPriority w:val="99"/>
     <w:semiHidden/>
+    <w:unhideWhenUsed/>
   </w:style>
   <w:style w:type="paragraph" w:styleId="2">
     <w:name w:val="Body Text Indent 2"/>
@@ -10991,11 +11019,15 @@
   </w:style>
   <w:style w:type="character" w:default="1" w:styleId="a0">
     <w:name w:val="Default Paragraph Font"/>
+    <w:uiPriority w:val="1"/>
     <w:semiHidden/>
+    <w:unhideWhenUsed/>
   </w:style>
   <w:style w:type="table" w:default="1" w:styleId="a1">
     <w:name w:val="Normal Table"/>
+    <w:uiPriority w:val="99"/>
     <w:semiHidden/>
+    <w:unhideWhenUsed/>
     <w:tblPr>
       <w:tblInd w:w="0" w:type="dxa"/>
       <w:tblCellMar>
@@ -11008,7 +11040,9 @@
   </w:style>
   <w:style w:type="numbering" w:default="1" w:styleId="a2">
     <w:name w:val="No List"/>
+    <w:uiPriority w:val="99"/>
     <w:semiHidden/>
+    <w:unhideWhenUsed/>
   </w:style>
   <w:style w:type="paragraph" w:styleId="2">
     <w:name w:val="Body Text Indent 2"/>
@@ -11514,12 +11548,7 @@
 </file>
 
 <file path=customXml/item1.xml><?xml version="1.0" encoding="utf-8"?>
-<?mso-contentType ?>
-<FormTemplates xmlns="http://schemas.microsoft.com/sharepoint/v3/contenttype/forms">
-  <Display>DocumentLibraryForm</Display>
-  <Edit>DocumentLibraryForm</Edit>
-  <New>DocumentLibraryForm</New>
-</FormTemplates>
+<LongProperties xmlns="http://schemas.microsoft.com/office/2006/metadata/longProperties"/>
 </file>
 
 <file path=customXml/item2.xml><?xml version="1.0" encoding="utf-8"?>
@@ -11724,7 +11753,12 @@
 </file>
 
 <file path=customXml/item3.xml><?xml version="1.0" encoding="utf-8"?>
-<LongProperties xmlns="http://schemas.microsoft.com/office/2006/metadata/longProperties"/>
+<?mso-contentType ?>
+<FormTemplates xmlns="http://schemas.microsoft.com/sharepoint/v3/contenttype/forms">
+  <Display>DocumentLibraryForm</Display>
+  <Edit>DocumentLibraryForm</Edit>
+  <New>DocumentLibraryForm</New>
+</FormTemplates>
 </file>
 
 <file path=customXml/item4.xml><?xml version="1.0" encoding="utf-8"?>
@@ -11743,9 +11777,9 @@
 </file>
 
 <file path=customXml/itemProps1.xml><?xml version="1.0" encoding="utf-8"?>
-<ds:datastoreItem xmlns:ds="http://schemas.openxmlformats.org/officeDocument/2006/customXml" ds:itemID="{B7FF6F74-C7C4-4060-8E56-0E458AD341E6}">
+<ds:datastoreItem xmlns:ds="http://schemas.openxmlformats.org/officeDocument/2006/customXml" ds:itemID="{47163D8C-1F80-41CF-87FB-42A0732721FB}">
   <ds:schemaRefs>
-    <ds:schemaRef ds:uri="http://schemas.microsoft.com/sharepoint/v3/contenttype/forms"/>
+    <ds:schemaRef ds:uri="http://schemas.microsoft.com/office/2006/metadata/longProperties"/>
   </ds:schemaRefs>
 </ds:datastoreItem>
 </file>
@@ -11770,9 +11804,9 @@
 </file>
 
 <file path=customXml/itemProps3.xml><?xml version="1.0" encoding="utf-8"?>
-<ds:datastoreItem xmlns:ds="http://schemas.openxmlformats.org/officeDocument/2006/customXml" ds:itemID="{47163D8C-1F80-41CF-87FB-42A0732721FB}">
+<ds:datastoreItem xmlns:ds="http://schemas.openxmlformats.org/officeDocument/2006/customXml" ds:itemID="{B7FF6F74-C7C4-4060-8E56-0E458AD341E6}">
   <ds:schemaRefs>
-    <ds:schemaRef ds:uri="http://schemas.microsoft.com/office/2006/metadata/longProperties"/>
+    <ds:schemaRef ds:uri="http://schemas.microsoft.com/sharepoint/v3/contenttype/forms"/>
   </ds:schemaRefs>
 </ds:datastoreItem>
 </file>
@@ -11789,7 +11823,7 @@
 </file>
 
 <file path=customXml/itemProps5.xml><?xml version="1.0" encoding="utf-8"?>
-<ds:datastoreItem xmlns:ds="http://schemas.openxmlformats.org/officeDocument/2006/customXml" ds:itemID="{64554AD3-E0C2-49D0-8BA3-F040D3CFA98B}">
+<ds:datastoreItem xmlns:ds="http://schemas.openxmlformats.org/officeDocument/2006/customXml" ds:itemID="{20B436F9-24D9-4E12-B5F2-0323F82FD41C}">
   <ds:schemaRefs>
     <ds:schemaRef ds:uri="http://schemas.openxmlformats.org/officeDocument/2006/bibliography"/>
   </ds:schemaRefs>
